--- a/printables/u03/02-重难点题型/u03-重难点题型-15min-模板.docx
+++ b/printables/u03/02-重难点题型/u03-重难点题型-15min-模板.docx
@@ -29,7 +29,7 @@
           <w:color w:val="0F5F8A"/>
           <w:sz w:val="26"/>
         </w:rPr>
-        <w:t>四上 · 三位数乘两位数 · 重难点题型练习</w:t>
+        <w:t>四上 · 角的度量 · 重难点题型练习</w:t>
       </w:r>
     </w:p>
     <w:p>
@@ -44,7 +44,7 @@
           <w:color w:val="1E7EB8"/>
           <w:sz w:val="18"/>
         </w:rPr>
-        <w:t>限时 约 15 分钟　|　部分积错位、估算方法选择、积的变化　|　番茄钟自计时</w:t>
+        <w:t>限时 约 15 分钟　|　内外圈读错、拼角、对折圆/半圆求角　|　番茄钟自计时</w:t>
       </w:r>
     </w:p>
     <w:p>
@@ -84,7 +84,7 @@
           <w:b w:val="0"/>
           <w:sz w:val="20"/>
         </w:rPr>
-        <w:t>· 积的变化规律；估算（够不够）</w:t>
+        <w:t>· 锐角 / 直角 / 钝角 / 平角 / 周角</w:t>
       </w:r>
     </w:p>
     <w:p>
@@ -97,7 +97,7 @@
           <w:b w:val="0"/>
           <w:sz w:val="20"/>
         </w:rPr>
-        <w:t>· 竖式部分积意义（×10 / ×几十）</w:t>
+        <w:t>· 量角器内外圈；三角尺拼角</w:t>
       </w:r>
     </w:p>
     <w:p>
@@ -110,7 +110,7 @@
           <w:b w:val="0"/>
           <w:sz w:val="20"/>
         </w:rPr>
-        <w:t>· 速度×时间＝路程等乘算应用</w:t>
+        <w:t>· 角的和差；生活中的角</w:t>
       </w:r>
     </w:p>
     <w:p>
